--- a/project-group/stage3/report/report.docx
+++ b/project-group/stage3/report/report.docx
@@ -279,7 +279,7 @@
         </w:numPr>
       </w:pPr>
       <w:r>
-        <w:t xml:space="preserve">Построить график зависимости числа частиц в кластере от радиуса агирации</w:t>
+        <w:t xml:space="preserve">Построить график зависимости числа частиц в кластере от радиуса гирации</w:t>
       </w:r>
     </w:p>
     <w:bookmarkStart w:id="22" w:name="объект-и-предмет-исследования"/>
@@ -333,7 +333,7 @@
         </w:numPr>
       </w:pPr>
       <w:r>
-        <w:t xml:space="preserve">График зависимости числа частиц в кластере от радиуса агирации</w:t>
+        <w:t xml:space="preserve">График зависимости числа частиц в кластере от радиуса гирации</w:t>
       </w:r>
     </w:p>
     <w:bookmarkEnd w:id="22"/>
@@ -9315,251 +9315,9 @@
         <w:t xml:space="preserve">CCA (Cluster-Cluster Aggregation)</w:t>
       </w:r>
     </w:p>
-    <w:p>
-      <w:pPr>
-        <w:pStyle w:val="FirstParagraph"/>
-      </w:pPr>
-      <w:r>
-        <w:rPr>
-          <w:b/>
-          <w:bCs/>
-        </w:rPr>
-        <w:t xml:space="preserve">Основные этапы алгоритма:</w:t>
-      </w:r>
-      <w:r>
-        <w:t xml:space="preserve"> </w:t>
-      </w:r>
-      <w:r>
-        <w:t xml:space="preserve">1. Инициализация кластеров со случайными позициями</w:t>
-      </w:r>
-      <w:r>
-        <w:t xml:space="preserve"> </w:t>
-      </w:r>
-      <w:r>
-        <w:t xml:space="preserve">2. Движение кластеров с постоянной скоростью</w:t>
-      </w:r>
-      <w:r>
-        <w:t xml:space="preserve"> </w:t>
-      </w:r>
-      <w:r>
-        <w:t xml:space="preserve">3. Объединение при сближении (дистанция &lt; 3.0)</w:t>
-      </w:r>
-      <w:r>
-        <w:t xml:space="preserve"> </w:t>
-      </w:r>
-      <w:r>
-        <w:t xml:space="preserve">4. Визуализация с цветовой дифференциацией</w:t>
-      </w:r>
-    </w:p>
-    <w:p>
-      <w:pPr>
-        <w:pStyle w:val="BodyText"/>
-      </w:pPr>
-      <w:r>
-        <w:rPr>
-          <w:b/>
-          <w:bCs/>
-        </w:rPr>
-        <w:t xml:space="preserve">Особенности реализации:</w:t>
-      </w:r>
-      <w:r>
-        <w:t xml:space="preserve"> </w:t>
-      </w:r>
-      <w:r>
-        <w:t xml:space="preserve">- Динамическое обновление позиций (</w:t>
-      </w:r>
-      <w:r>
-        <w:rPr>
-          <w:rStyle w:val="VerbatimChar"/>
-        </w:rPr>
-        <w:t xml:space="preserve">mod()</w:t>
-      </w:r>
-      <w:r>
-        <w:t xml:space="preserve"> </w:t>
-      </w:r>
-      <w:r>
-        <w:t xml:space="preserve">для границ)</w:t>
-      </w:r>
-      <w:r>
-        <w:t xml:space="preserve"> </w:t>
-      </w:r>
-      <w:r>
-        <w:t xml:space="preserve">- Рекурсивное объединение кластеров</w:t>
-      </w:r>
-      <w:r>
-        <w:t xml:space="preserve"> </w:t>
-      </w:r>
-      <w:r>
-        <w:t xml:space="preserve">- Автоматическая цветовая палитра (Rainbow)</w:t>
-      </w:r>
-      <w:r>
-        <w:t xml:space="preserve"> </w:t>
-      </w:r>
-      <w:r>
-        <w:t xml:space="preserve">- Оптимизированная обработка коллизий</w:t>
-      </w:r>
-    </w:p>
     <w:bookmarkEnd w:id="61"/>
-    <w:p>
-      <w:pPr>
-        <w:pStyle w:val="BodyText"/>
-      </w:pPr>
-      <w:r>
-        <w:t xml:space="preserve">```julia</w:t>
-      </w:r>
-      <w:r>
-        <w:t xml:space="preserve"> </w:t>
-      </w:r>
-      <w:r>
-        <w:t xml:space="preserve">mutable struct ClusterCCA</w:t>
-      </w:r>
-      <w:r>
-        <w:t xml:space="preserve"> </w:t>
-      </w:r>
-      <w:r>
-        <w:t xml:space="preserve">particles::Vector{Tuple{Int,Int}}</w:t>
-      </w:r>
-      <w:r>
-        <w:t xml:space="preserve"> </w:t>
-      </w:r>
-      <w:r>
-        <w:t xml:space="preserve">position::Tuple{Float64,Float64}</w:t>
-      </w:r>
-      <w:r>
-        <w:t xml:space="preserve"> </w:t>
-      </w:r>
-      <w:r>
-        <w:t xml:space="preserve">velocity::Tuple{Float64,Float64}</w:t>
-      </w:r>
-      <w:r>
-        <w:t xml:space="preserve"> </w:t>
-      </w:r>
-      <w:r>
-        <w:t xml:space="preserve">end</w:t>
-      </w:r>
-    </w:p>
-    <w:p>
-      <w:pPr>
-        <w:pStyle w:val="BodyText"/>
-      </w:pPr>
-      <w:r>
-        <w:t xml:space="preserve">struct CCA</w:t>
-      </w:r>
-      <w:r>
-        <w:t xml:space="preserve"> </w:t>
-      </w:r>
-      <w:r>
-        <w:t xml:space="preserve">size::Int</w:t>
-      </w:r>
-      <w:r>
-        <w:t xml:space="preserve"> </w:t>
-      </w:r>
-      <w:r>
-        <w:t xml:space="preserve">clusters::Vector{ClusterCCA}</w:t>
-      </w:r>
-      <w:r>
-        <w:t xml:space="preserve"> </w:t>
-      </w:r>
-      <w:r>
-        <w:t xml:space="preserve">end</w:t>
-      </w:r>
-    </w:p>
-    <w:p>
-      <w:pPr>
-        <w:pStyle w:val="BodyText"/>
-      </w:pPr>
-      <w:r>
-        <w:t xml:space="preserve">function CCA(size=100, n=20)</w:t>
-      </w:r>
-      <w:r>
-        <w:t xml:space="preserve"> </w:t>
-      </w:r>
-      <w:r>
-        <w:t xml:space="preserve">clusters = [ClusterCCA([(rand(1:size), rand(1:size))],</w:t>
-      </w:r>
-      <w:r>
-        <w:t xml:space="preserve"> </w:t>
-      </w:r>
-      <w:r>
-        <w:t xml:space="preserve">(rand(1:size), rand(1:size)), (randn(), randn()))</w:t>
-      </w:r>
-      <w:r>
-        <w:t xml:space="preserve"> </w:t>
-      </w:r>
-      <w:r>
-        <w:t xml:space="preserve">for _ in 1:n]</w:t>
-      </w:r>
-      <w:r>
-        <w:t xml:space="preserve"> </w:t>
-      </w:r>
-      <w:r>
-        <w:t xml:space="preserve">CCA(size, clusters)</w:t>
-      </w:r>
-      <w:r>
-        <w:t xml:space="preserve"> </w:t>
-      </w:r>
-      <w:r>
-        <w:t xml:space="preserve">end</w:t>
-      </w:r>
-    </w:p>
-    <w:p>
-      <w:pPr>
-        <w:pStyle w:val="BodyText"/>
-      </w:pPr>
-      <w:r>
-        <w:t xml:space="preserve">function simulate!(cca, steps=100)</w:t>
-      </w:r>
-      <w:r>
-        <w:t xml:space="preserve"> </w:t>
-      </w:r>
-      <w:r>
-        <w:t xml:space="preserve">for _ in 1:steps</w:t>
-      </w:r>
-      <w:r>
-        <w:t xml:space="preserve"> </w:t>
-      </w:r>
-      <w:r>
-        <w:t xml:space="preserve">for c in cca.clusters</w:t>
-      </w:r>
-      <w:r>
-        <w:t xml:space="preserve"> </w:t>
-      </w:r>
-      <w:r>
-        <w:t xml:space="preserve">x,y = c.position .+ c.velocity</w:t>
-      </w:r>
-      <w:r>
-        <w:t xml:space="preserve"> </w:t>
-      </w:r>
-      <w:r>
-        <w:t xml:space="preserve">c.position = (mod(x, cca.size), mod(y, cca.size))</w:t>
-      </w:r>
-      <w:r>
-        <w:t xml:space="preserve"> </w:t>
-      </w:r>
-      <w:r>
-        <w:t xml:space="preserve">end</w:t>
-      </w:r>
-      <w:r>
-        <w:t xml:space="preserve"> </w:t>
-      </w:r>
-      <w:r>
-        <w:t xml:space="preserve">merge_clusters!(cca)</w:t>
-      </w:r>
-      <w:r>
-        <w:t xml:space="preserve"> </w:t>
-      </w:r>
-      <w:r>
-        <w:t xml:space="preserve">end</w:t>
-      </w:r>
-      <w:r>
-        <w:t xml:space="preserve"> </w:t>
-      </w:r>
-      <w:r>
-        <w:t xml:space="preserve">end</w:t>
-      </w:r>
-    </w:p>
     <w:bookmarkEnd w:id="62"/>
-    <w:bookmarkStart w:id="63" w:name="объединение-кластеров"/>
+    <w:bookmarkStart w:id="63" w:name="выводы"/>
     <w:p>
       <w:pPr>
         <w:pStyle w:val="Heading1"/>
@@ -9569,63 +9327,6 @@
           <w:rStyle w:val="SectionNumber"/>
         </w:rPr>
         <w:t xml:space="preserve">6</w:t>
-      </w:r>
-      <w:r>
-        <w:tab/>
-      </w:r>
-      <w:r>
-        <w:t xml:space="preserve">Объединение кластеров</w:t>
-      </w:r>
-    </w:p>
-    <w:p>
-      <w:pPr>
-        <w:pStyle w:val="FirstParagraph"/>
-      </w:pPr>
-      <w:r>
-        <w:t xml:space="preserve">function merge_clusters!(cca)</w:t>
-      </w:r>
-      <w:r>
-        <w:t xml:space="preserve"> </w:t>
-      </w:r>
-      <w:r>
-        <w:t xml:space="preserve">merged = Set{Int}()</w:t>
-      </w:r>
-      <w:r>
-        <w:t xml:space="preserve"> </w:t>
-      </w:r>
-      <w:r>
-        <w:t xml:space="preserve">new_clusters = ClusterCCA[]</w:t>
-      </w:r>
-      <w:r>
-        <w:t xml:space="preserve"> </w:t>
-      </w:r>
-      <w:r>
-        <w:t xml:space="preserve"># … (логика объединения)</w:t>
-      </w:r>
-      <w:r>
-        <w:t xml:space="preserve"> </w:t>
-      </w:r>
-      <w:r>
-        <w:t xml:space="preserve">cca.clusters = new_clusters</w:t>
-      </w:r>
-      <w:r>
-        <w:t xml:space="preserve"> </w:t>
-      </w:r>
-      <w:r>
-        <w:t xml:space="preserve">end</w:t>
-      </w:r>
-    </w:p>
-    <w:bookmarkEnd w:id="63"/>
-    <w:bookmarkStart w:id="64" w:name="выводы"/>
-    <w:p>
-      <w:pPr>
-        <w:pStyle w:val="Heading1"/>
-      </w:pPr>
-      <w:r>
-        <w:rPr>
-          <w:rStyle w:val="SectionNumber"/>
-        </w:rPr>
-        <w:t xml:space="preserve">7</w:t>
       </w:r>
       <w:r>
         <w:tab/>
@@ -9670,8 +9371,8 @@
         <w:t xml:space="preserve">Построен график зависимости числа частиц в кластере от радиуса гирации DLA</w:t>
       </w:r>
     </w:p>
-    <w:bookmarkEnd w:id="64"/>
-    <w:bookmarkStart w:id="65" w:name="список-литературы"/>
+    <w:bookmarkEnd w:id="63"/>
+    <w:bookmarkStart w:id="64" w:name="список-литературы"/>
     <w:p>
       <w:pPr>
         <w:pStyle w:val="Heading1"/>
@@ -9680,7 +9381,7 @@
         <w:rPr>
           <w:rStyle w:val="SectionNumber"/>
         </w:rPr>
-        <w:t xml:space="preserve">8</w:t>
+        <w:t xml:space="preserve">7</w:t>
       </w:r>
       <w:r>
         <w:tab/>
@@ -9713,7 +9414,7 @@
         <w:t xml:space="preserve">Sander L.M. Diffusion-limited aggregation: A kinetic critical phenomenon? Contemporary Physics, 2000.</w:t>
       </w:r>
     </w:p>
-    <w:bookmarkEnd w:id="65"/>
+    <w:bookmarkEnd w:id="64"/>
     <w:sectPr/>
   </w:body>
 </w:document>
